--- a/Расчеты/Концепция лунных баз, системы жизнеобеспечения и космические оранжереи.docx
+++ b/Расчеты/Концепция лунных баз, системы жизнеобеспечения и космические оранжереи.docx
@@ -1,6 +1,6 @@
 
 <file path=word/document.xml><?xml version="1.0" encoding="utf-8"?>
-<w:document xmlns:wpc="http://schemas.microsoft.com/office/word/2010/wordprocessingCanvas" xmlns:cx="http://schemas.microsoft.com/office/drawing/2014/chartex" xmlns:cx1="http://schemas.microsoft.com/office/drawing/2015/9/8/chartex" xmlns:cx2="http://schemas.microsoft.com/office/drawing/2015/10/21/chartex" xmlns:cx3="http://schemas.microsoft.com/office/drawing/2016/5/9/chartex" xmlns:cx4="http://schemas.microsoft.com/office/drawing/2016/5/10/chartex" xmlns:cx5="http://schemas.microsoft.com/office/drawing/2016/5/11/chartex" xmlns:cx6="http://schemas.microsoft.com/office/drawing/2016/5/12/chartex" xmlns:cx7="http://schemas.microsoft.com/office/drawing/2016/5/13/chartex" xmlns:cx8="http://schemas.microsoft.com/office/drawing/2016/5/14/chartex" xmlns:mc="http://schemas.openxmlformats.org/markup-compatibility/2006" xmlns:aink="http://schemas.microsoft.com/office/drawing/2016/ink" xmlns:am3d="http://schemas.microsoft.com/office/drawing/2017/model3d" xmlns:o="urn:schemas-microsoft-com:office:office" xmlns:oel="http://schemas.microsoft.com/office/2019/extlst" xmlns:r="http://schemas.openxmlformats.org/officeDocument/2006/relationships" xmlns:m="http://schemas.openxmlformats.org/officeDocument/2006/math" xmlns:v="urn:schemas-microsoft-com:vml" xmlns:wp14="http://schemas.microsoft.com/office/word/2010/wordprocessingDrawing" xmlns:wp="http://schemas.openxmlformats.org/drawingml/2006/wordprocessingDrawing" xmlns:w10="urn:schemas-microsoft-com:office:word" xmlns:w="http://schemas.openxmlformats.org/wordprocessingml/2006/main" xmlns:w14="http://schemas.microsoft.com/office/word/2010/wordml" xmlns:w15="http://schemas.microsoft.com/office/word/2012/wordml" xmlns:w16cex="http://schemas.microsoft.com/office/word/2018/wordml/cex" xmlns:w16cid="http://schemas.microsoft.com/office/word/2016/wordml/cid" xmlns:w16="http://schemas.microsoft.com/office/word/2018/wordml" xmlns:w16du="http://schemas.microsoft.com/office/word/2023/wordml/word16du" xmlns:w16sdtdh="http://schemas.microsoft.com/office/word/2020/wordml/sdtdatahash" xmlns:w16sdtfl="http://schemas.microsoft.com/office/word/2024/wordml/sdtformatlock" xmlns:w16se="http://schemas.microsoft.com/office/word/2015/wordml/symex" xmlns:wpg="http://schemas.microsoft.com/office/word/2010/wordprocessingGroup" xmlns:wpi="http://schemas.microsoft.com/office/word/2010/wordprocessingInk" xmlns:wne="http://schemas.microsoft.com/office/word/2006/wordml" xmlns:wps="http://schemas.microsoft.com/office/word/2010/wordprocessingShape" mc:Ignorable="w14 w15 w16se w16cid w16 w16cex w16sdtdh w16sdtfl w16du wp14">
+<w:document xmlns:wpc="http://schemas.microsoft.com/office/word/2010/wordprocessingCanvas" xmlns:cx="http://schemas.microsoft.com/office/drawing/2014/chartex" xmlns:cx1="http://schemas.microsoft.com/office/drawing/2015/9/8/chartex" xmlns:cx2="http://schemas.microsoft.com/office/drawing/2015/10/21/chartex" xmlns:cx3="http://schemas.microsoft.com/office/drawing/2016/5/9/chartex" xmlns:cx4="http://schemas.microsoft.com/office/drawing/2016/5/10/chartex" xmlns:cx5="http://schemas.microsoft.com/office/drawing/2016/5/11/chartex" xmlns:cx6="http://schemas.microsoft.com/office/drawing/2016/5/12/chartex" xmlns:cx7="http://schemas.microsoft.com/office/drawing/2016/5/13/chartex" xmlns:cx8="http://schemas.microsoft.com/office/drawing/2016/5/14/chartex" xmlns:mc="http://schemas.openxmlformats.org/markup-compatibility/2006" xmlns:aink="http://schemas.microsoft.com/office/drawing/2016/ink" xmlns:am3d="http://schemas.microsoft.com/office/drawing/2017/model3d" xmlns:o="urn:schemas-microsoft-com:office:office" xmlns:r="http://schemas.openxmlformats.org/officeDocument/2006/relationships" xmlns:m="http://schemas.openxmlformats.org/officeDocument/2006/math" xmlns:v="urn:schemas-microsoft-com:vml" xmlns:wp14="http://schemas.microsoft.com/office/word/2010/wordprocessingDrawing" xmlns:wp="http://schemas.openxmlformats.org/drawingml/2006/wordprocessingDrawing" xmlns:w10="urn:schemas-microsoft-com:office:word" xmlns:w="http://schemas.openxmlformats.org/wordprocessingml/2006/main" xmlns:w14="http://schemas.microsoft.com/office/word/2010/wordml" xmlns:w15="http://schemas.microsoft.com/office/word/2012/wordml" xmlns:w16cex="http://schemas.microsoft.com/office/word/2018/wordml/cex" xmlns:w16cid="http://schemas.microsoft.com/office/word/2016/wordml/cid" xmlns:w16="http://schemas.microsoft.com/office/word/2018/wordml" xmlns:w16sdtdh="http://schemas.microsoft.com/office/word/2020/wordml/sdtdatahash" xmlns:w16se="http://schemas.microsoft.com/office/word/2015/wordml/symex" xmlns:wpg="http://schemas.microsoft.com/office/word/2010/wordprocessingGroup" xmlns:wpi="http://schemas.microsoft.com/office/word/2010/wordprocessingInk" xmlns:wne="http://schemas.microsoft.com/office/word/2006/wordml" xmlns:wps="http://schemas.microsoft.com/office/word/2010/wordprocessingShape" mc:Ignorable="w14 w15 w16se w16cid w16 w16cex w16sdtdh wp14">
   <w:body>
     <w:p>
       <w:pPr>
@@ -71,7 +71,13 @@
         <w:rPr>
           <w:rFonts w:ascii="Times New Roman" w:eastAsia="Times New Roman" w:hAnsi="Times New Roman" w:cs="Times New Roman"/>
         </w:rPr>
-        <w:t>Создание постоянно действующих баз на Луне является ключевым этапом в трансформации подходов к освоению космоса, обусловленным несколькими стратегическими и практическими причинами:</w:t>
+        <w:t xml:space="preserve">Создание постоянно действующих баз на Луне является ключевым этапом в трансформации подходов к освоению космоса, обусловленным </w:t>
+      </w:r>
+      <w:r>
+        <w:rPr>
+          <w:rFonts w:ascii="Times New Roman" w:eastAsia="Times New Roman" w:hAnsi="Times New Roman" w:cs="Times New Roman"/>
+        </w:rPr>
+        <w:t>несколькими стратегическими и практическими причинами:</w:t>
       </w:r>
     </w:p>
     <w:p>
@@ -94,7 +100,19 @@
         <w:rPr>
           <w:rFonts w:ascii="Times New Roman" w:eastAsia="Times New Roman" w:hAnsi="Times New Roman" w:cs="Times New Roman"/>
         </w:rPr>
-        <w:t xml:space="preserve"> Луна рассматривается как источник важнейших ресурсов, в первую очередь — водяного льда, обнаруженного в постоянно затененных полярных кратерах. Лед можно перерабатывать в питьевую воду, кислород для дыхания экипажа и водородно-кислородное ракетное топливо. Местный грунт (реголит) планируется плавить и использовать для 3D-печати строительных конструкций. В долгосрочной перспективе Луна интересна добычей изотопа гелия-3 для чистой термоядерной энергетики и редкоземельных металлов.</w:t>
+        <w:t xml:space="preserve"> Луна рассматривается как источник важнейших ресурсов, в первую очередь — водяного льда, обнаруженного в постоянно затененных полярных кратерах. Лед можно перераба</w:t>
+      </w:r>
+      <w:r>
+        <w:rPr>
+          <w:rFonts w:ascii="Times New Roman" w:eastAsia="Times New Roman" w:hAnsi="Times New Roman" w:cs="Times New Roman"/>
+        </w:rPr>
+        <w:t>тывать в питьевую воду, кислород для дыхания экипажа и водородно-кислородное ракетное топливо. Местный грунт (реголит) планируется плавить и использовать для 3D-печати строительных конструкций. В долгосрочной перспективе Луна интересна добычей изотопа гели</w:t>
+      </w:r>
+      <w:r>
+        <w:rPr>
+          <w:rFonts w:ascii="Times New Roman" w:eastAsia="Times New Roman" w:hAnsi="Times New Roman" w:cs="Times New Roman"/>
+        </w:rPr>
+        <w:t>я-3 для чистой термоядерной энергетики и редкоземельных металлов.</w:t>
       </w:r>
     </w:p>
     <w:p>
@@ -116,7 +134,25 @@
         <w:rPr>
           <w:rFonts w:ascii="Times New Roman" w:eastAsia="Times New Roman" w:hAnsi="Times New Roman" w:cs="Times New Roman"/>
         </w:rPr>
-        <w:t xml:space="preserve"> Луна является идеальным испытательным полигоном. В условиях вакуума, космической радиации, абразивной лунной пыли и пониженной гравитации ($1/6$ от земной) человечество сможет отработать замкнутые системы жизнеобеспечения, ядерные генераторы, скафандры и робототехнику перед отправкой людей на Марс.</w:t>
+        <w:t xml:space="preserve"> Луна является идеальным испытательным полигоном. В условиях вакуума, космической радиации, абразивной лунной пыли и пониженной гравитации (</w:t>
+      </w:r>
+      <w:r>
+        <w:rPr>
+          <w:rFonts w:ascii="Times New Roman" w:eastAsia="Times New Roman" w:hAnsi="Times New Roman" w:cs="Times New Roman"/>
+        </w:rPr>
+        <w:t>1/6</w:t>
+      </w:r>
+      <w:r>
+        <w:rPr>
+          <w:rFonts w:ascii="Times New Roman" w:eastAsia="Times New Roman" w:hAnsi="Times New Roman" w:cs="Times New Roman"/>
+        </w:rPr>
+        <w:t xml:space="preserve"> от земной) чело</w:t>
+      </w:r>
+      <w:r>
+        <w:rPr>
+          <w:rFonts w:ascii="Times New Roman" w:eastAsia="Times New Roman" w:hAnsi="Times New Roman" w:cs="Times New Roman"/>
+        </w:rPr>
+        <w:t>вечество сможет отработать замкнутые системы жизнеобеспечения, ядерные генераторы, скафандры и робототехнику перед отправкой людей на Марс.</w:t>
       </w:r>
     </w:p>
     <w:p>
@@ -139,7 +175,13 @@
         <w:rPr>
           <w:rFonts w:ascii="Times New Roman" w:eastAsia="Times New Roman" w:hAnsi="Times New Roman" w:cs="Times New Roman"/>
         </w:rPr>
-        <w:t xml:space="preserve"> Освоение Луны связано с геополитическим соперничеством космических держав за стратегически важные территории, особенно на Южном полюсе. Кроме того, база на обратной стороне Луны позволит разместить астрономические обсерватории, свободные от радиопомех Земли.</w:t>
+        <w:t xml:space="preserve"> Освоение Луны связано с геополитическим соперничеством космических держав за стратегически важн</w:t>
+      </w:r>
+      <w:r>
+        <w:rPr>
+          <w:rFonts w:ascii="Times New Roman" w:eastAsia="Times New Roman" w:hAnsi="Times New Roman" w:cs="Times New Roman"/>
+        </w:rPr>
+        <w:t>ые территории, особенно на Южном полюсе. Кроме того, база на обратной стороне Луны позволит разместить астрономические обсерватории, свободные от радиопомех Земли.</w:t>
       </w:r>
     </w:p>
     <w:p>
@@ -182,21 +224,13 @@
         <w:rPr>
           <w:rFonts w:ascii="Times New Roman" w:eastAsia="Times New Roman" w:hAnsi="Times New Roman" w:cs="Times New Roman"/>
         </w:rPr>
-        <w:t xml:space="preserve">Сегодня формируются две основные концепции лунных баз — американская (программа </w:t>
-      </w:r>
-      <w:proofErr w:type="spellStart"/>
-      <w:r>
-        <w:rPr>
-          <w:rFonts w:ascii="Times New Roman" w:eastAsia="Times New Roman" w:hAnsi="Times New Roman" w:cs="Times New Roman"/>
-        </w:rPr>
-        <w:t>Artemis</w:t>
-      </w:r>
-      <w:proofErr w:type="spellEnd"/>
-      <w:r>
-        <w:rPr>
-          <w:rFonts w:ascii="Times New Roman" w:eastAsia="Times New Roman" w:hAnsi="Times New Roman" w:cs="Times New Roman"/>
-        </w:rPr>
-        <w:t>) и российско-китайская (Международная научная лунная станция, МНЛС). Обе станции планируется разместить в районе Южного полюса Луны, так как там есть пики вечного света для солнечных батарей и лед в темных кратерах.</w:t>
+        <w:t>Сегодня формируются две основные концепции лунных баз — а</w:t>
+      </w:r>
+      <w:r>
+        <w:rPr>
+          <w:rFonts w:ascii="Times New Roman" w:eastAsia="Times New Roman" w:hAnsi="Times New Roman" w:cs="Times New Roman"/>
+        </w:rPr>
+        <w:t>мериканская (программа Artemis) и российско-китайская (Международная научная лунная станция, МНЛС). Обе станции планируется разместить в районе Южного полюса Луны, так как там есть пики вечного света для солнечных батарей и лед в темных кратерах.</w:t>
       </w:r>
     </w:p>
     <w:p>
@@ -213,43 +247,15 @@
           <w:b/>
           <w:bCs/>
         </w:rPr>
-        <w:t xml:space="preserve">Облик базы </w:t>
-      </w:r>
-      <w:proofErr w:type="spellStart"/>
-      <w:r>
-        <w:rPr>
-          <w:rFonts w:ascii="Times New Roman" w:eastAsia="Times New Roman" w:hAnsi="Times New Roman" w:cs="Times New Roman"/>
-          <w:b/>
-          <w:bCs/>
-        </w:rPr>
-        <w:t>Artemis</w:t>
-      </w:r>
-      <w:proofErr w:type="spellEnd"/>
-      <w:r>
-        <w:rPr>
-          <w:rFonts w:ascii="Times New Roman" w:eastAsia="Times New Roman" w:hAnsi="Times New Roman" w:cs="Times New Roman"/>
-          <w:b/>
-          <w:bCs/>
-        </w:rPr>
-        <w:t xml:space="preserve"> (</w:t>
-      </w:r>
-      <w:proofErr w:type="spellStart"/>
-      <w:r>
-        <w:rPr>
-          <w:rFonts w:ascii="Times New Roman" w:eastAsia="Times New Roman" w:hAnsi="Times New Roman" w:cs="Times New Roman"/>
-          <w:b/>
-          <w:bCs/>
-        </w:rPr>
-        <w:t>Artemis</w:t>
-      </w:r>
-      <w:proofErr w:type="spellEnd"/>
-      <w:r>
-        <w:rPr>
-          <w:rFonts w:ascii="Times New Roman" w:eastAsia="Times New Roman" w:hAnsi="Times New Roman" w:cs="Times New Roman"/>
-          <w:b/>
-          <w:bCs/>
-        </w:rPr>
-        <w:t xml:space="preserve"> Base Camp):</w:t>
+        <w:t>Облик баз</w:t>
+      </w:r>
+      <w:r>
+        <w:rPr>
+          <w:rFonts w:ascii="Times New Roman" w:eastAsia="Times New Roman" w:hAnsi="Times New Roman" w:cs="Times New Roman"/>
+          <w:b/>
+          <w:bCs/>
+        </w:rPr>
+        <w:t>ы Artemis (Artemis Base Camp):</w:t>
       </w:r>
       <w:r>
         <w:rPr>
@@ -269,7 +275,19 @@
         <w:rPr>
           <w:rFonts w:ascii="Times New Roman" w:eastAsia="Times New Roman" w:hAnsi="Times New Roman" w:cs="Times New Roman"/>
         </w:rPr>
-        <w:t xml:space="preserve"> высотой около 7,8 метра. Нижний ярус — это жесткий металлический цилиндр (диаметром 4,4 м), где разместятся шлюз, зона очистки скафандров от пыли и мастерская. Два верхних этажа заключены в надувную оболочку (в развернутом виде диаметром 6,5 м), где будут находиться спальные каюты, медицинский отсек, биологическая лаборатория и тренажеры для поддержания мышечной массы. По поверхности космонавты будут перемещаться на открытых луноходах и внутри Герметичного ровера.</w:t>
+        <w:t xml:space="preserve"> высотой около 7,8 метра. Нижний ярус — это жесткий металлический цилиндр (диаметром 4,4 м), где разместятся </w:t>
+      </w:r>
+      <w:r>
+        <w:rPr>
+          <w:rFonts w:ascii="Times New Roman" w:eastAsia="Times New Roman" w:hAnsi="Times New Roman" w:cs="Times New Roman"/>
+        </w:rPr>
+        <w:t>шлюз, зона очистки скафандров от пыли и мастерская. Два верхних этажа заключены в надувную оболочку (в развернутом виде диаметром 6,5 м), где будут находиться спальные каюты, медицинский отсек, биологическая лаборатория и тренажеры для поддержания мышечной</w:t>
+      </w:r>
+      <w:r>
+        <w:rPr>
+          <w:rFonts w:ascii="Times New Roman" w:eastAsia="Times New Roman" w:hAnsi="Times New Roman" w:cs="Times New Roman"/>
+        </w:rPr>
+        <w:t xml:space="preserve"> массы. По поверхности космонавты будут перемещаться на открытых луноходах и внутри Герметичного ровера.</w:t>
       </w:r>
     </w:p>
     <w:p>
@@ -306,14 +324,26 @@
         <w:rPr>
           <w:rFonts w:ascii="Times New Roman" w:eastAsia="Times New Roman" w:hAnsi="Times New Roman" w:cs="Times New Roman"/>
         </w:rPr>
-        <w:t xml:space="preserve">. Китайские инженеры рассматривают развертывание надувных жилых модулей внутри естественных лунных пещер — лавовых трубок, что обеспечит идеальную защиту от радиации, метеоритов и резких перепадов температур. Над входами в пещеры </w:t>
+        <w:t>. К</w:t>
+      </w:r>
+      <w:r>
+        <w:rPr>
+          <w:rFonts w:ascii="Times New Roman" w:eastAsia="Times New Roman" w:hAnsi="Times New Roman" w:cs="Times New Roman"/>
+        </w:rPr>
+        <w:t xml:space="preserve">итайские инженеры рассматривают развертывание надувных жилых модулей внутри естественных лунных пещер — лавовых трубок, что обеспечит идеальную защиту от радиации, метеоритов и резких перепадов температур. Над входами в пещеры </w:t>
       </w:r>
       <w:r>
         <w:rPr>
           <w:rFonts w:ascii="Times New Roman" w:eastAsia="Times New Roman" w:hAnsi="Times New Roman" w:cs="Times New Roman"/>
         </w:rPr>
         <w:lastRenderedPageBreak/>
-        <w:t>мобильные роботы-3D-принтеры напечатают защитные купола из реголита, а сообщение с поверхностью обеспечит лифт. Энергию базе должна давать компактная автоматическая ядерная электростанция (например, российская установка на базе реактора «Елена-АМ»).</w:t>
+        <w:t xml:space="preserve">мобильные роботы-3D-принтеры </w:t>
+      </w:r>
+      <w:r>
+        <w:rPr>
+          <w:rFonts w:ascii="Times New Roman" w:eastAsia="Times New Roman" w:hAnsi="Times New Roman" w:cs="Times New Roman"/>
+        </w:rPr>
+        <w:t>напечатают защитные купола из реголита, а сообщение с поверхностью обеспечит лифт. Энергию базе должна давать компактная автоматическая ядерная электростанция (например, российская установка на базе реактора «Елена-АМ»).</w:t>
       </w:r>
     </w:p>
     <w:p>
@@ -342,7 +372,18 @@
           <w:sz w:val="22"/>
           <w:szCs w:val="22"/>
         </w:rPr>
-        <w:t>3. Экипаж: численность и сроки пребывания</w:t>
+        <w:t>3. Экипаж: численность и сроки преб</w:t>
+      </w:r>
+      <w:r>
+        <w:rPr>
+          <w:rFonts w:ascii="Times New Roman" w:eastAsia="Times New Roman" w:hAnsi="Times New Roman" w:cs="Times New Roman"/>
+          <w:b/>
+          <w:bCs/>
+          <w:color w:val="000000"/>
+          <w:sz w:val="22"/>
+          <w:szCs w:val="22"/>
+        </w:rPr>
+        <w:t>ывания</w:t>
       </w:r>
     </w:p>
     <w:p>
@@ -373,53 +414,19 @@
           <w:b/>
           <w:bCs/>
         </w:rPr>
-        <w:t xml:space="preserve">Программа </w:t>
-      </w:r>
-      <w:proofErr w:type="spellStart"/>
-      <w:r>
-        <w:rPr>
-          <w:rFonts w:ascii="Times New Roman" w:eastAsia="Times New Roman" w:hAnsi="Times New Roman" w:cs="Times New Roman"/>
-          <w:b/>
-          <w:bCs/>
-        </w:rPr>
-        <w:t>Artemis</w:t>
-      </w:r>
-      <w:proofErr w:type="spellEnd"/>
-      <w:proofErr w:type="gramStart"/>
-      <w:r>
-        <w:rPr>
-          <w:rFonts w:ascii="Times New Roman" w:eastAsia="Times New Roman" w:hAnsi="Times New Roman" w:cs="Times New Roman"/>
-          <w:b/>
-          <w:bCs/>
-        </w:rPr>
-        <w:t>:</w:t>
-      </w:r>
-      <w:r>
-        <w:rPr>
-          <w:rFonts w:ascii="Times New Roman" w:eastAsia="Times New Roman" w:hAnsi="Times New Roman" w:cs="Times New Roman"/>
-        </w:rPr>
-        <w:t xml:space="preserve"> На</w:t>
-      </w:r>
-      <w:proofErr w:type="gramEnd"/>
-      <w:r>
-        <w:rPr>
-          <w:rFonts w:ascii="Times New Roman" w:eastAsia="Times New Roman" w:hAnsi="Times New Roman" w:cs="Times New Roman"/>
-        </w:rPr>
-        <w:t xml:space="preserve"> первом этапе высадки (миссия </w:t>
-      </w:r>
-      <w:proofErr w:type="spellStart"/>
-      <w:r>
-        <w:rPr>
-          <w:rFonts w:ascii="Times New Roman" w:eastAsia="Times New Roman" w:hAnsi="Times New Roman" w:cs="Times New Roman"/>
-        </w:rPr>
-        <w:t>Artemis</w:t>
-      </w:r>
-      <w:proofErr w:type="spellEnd"/>
-      <w:r>
-        <w:rPr>
-          <w:rFonts w:ascii="Times New Roman" w:eastAsia="Times New Roman" w:hAnsi="Times New Roman" w:cs="Times New Roman"/>
-        </w:rPr>
-        <w:t xml:space="preserve"> III) на поверхность отправятся </w:t>
+        <w:t>Программа Artemis:</w:t>
+      </w:r>
+      <w:r>
+        <w:rPr>
+          <w:rFonts w:ascii="Times New Roman" w:eastAsia="Times New Roman" w:hAnsi="Times New Roman" w:cs="Times New Roman"/>
+        </w:rPr>
+        <w:t xml:space="preserve"> На первом этапе высадки (миссия Artemis III) на поверхность отп</w:t>
+      </w:r>
+      <w:r>
+        <w:rPr>
+          <w:rFonts w:ascii="Times New Roman" w:eastAsia="Times New Roman" w:hAnsi="Times New Roman" w:cs="Times New Roman"/>
+        </w:rPr>
+        <w:t xml:space="preserve">равятся </w:t>
       </w:r>
       <w:r>
         <w:rPr>
@@ -477,29 +484,19 @@
           <w:b/>
           <w:bCs/>
         </w:rPr>
-        <w:t>Программа МНЛС</w:t>
-      </w:r>
-      <w:proofErr w:type="gramStart"/>
-      <w:r>
-        <w:rPr>
-          <w:rFonts w:ascii="Times New Roman" w:eastAsia="Times New Roman" w:hAnsi="Times New Roman" w:cs="Times New Roman"/>
-          <w:b/>
-          <w:bCs/>
-        </w:rPr>
-        <w:t>:</w:t>
-      </w:r>
-      <w:r>
-        <w:rPr>
-          <w:rFonts w:ascii="Times New Roman" w:eastAsia="Times New Roman" w:hAnsi="Times New Roman" w:cs="Times New Roman"/>
-        </w:rPr>
-        <w:t xml:space="preserve"> На</w:t>
-      </w:r>
-      <w:proofErr w:type="gramEnd"/>
-      <w:r>
-        <w:rPr>
-          <w:rFonts w:ascii="Times New Roman" w:eastAsia="Times New Roman" w:hAnsi="Times New Roman" w:cs="Times New Roman"/>
-        </w:rPr>
-        <w:t xml:space="preserve"> первых этапах база будет строиться роботами в полностью беспилотном режиме. С 2036 года начнутся высадки пилотируемых экипажей в составе </w:t>
+        <w:t>Программа МНЛС:</w:t>
+      </w:r>
+      <w:r>
+        <w:rPr>
+          <w:rFonts w:ascii="Times New Roman" w:eastAsia="Times New Roman" w:hAnsi="Times New Roman" w:cs="Times New Roman"/>
+        </w:rPr>
+        <w:t xml:space="preserve"> На первых этапах </w:t>
+      </w:r>
+      <w:r>
+        <w:rPr>
+          <w:rFonts w:ascii="Times New Roman" w:eastAsia="Times New Roman" w:hAnsi="Times New Roman" w:cs="Times New Roman"/>
+        </w:rPr>
+        <w:t xml:space="preserve">база будет строиться роботами в полностью беспилотном режиме. С 2036 года начнутся высадки пилотируемых экипажей в составе </w:t>
       </w:r>
       <w:r>
         <w:rPr>
@@ -527,7 +524,13 @@
         <w:rPr>
           <w:rFonts w:ascii="Times New Roman" w:eastAsia="Times New Roman" w:hAnsi="Times New Roman" w:cs="Times New Roman"/>
         </w:rPr>
-        <w:t xml:space="preserve"> (один лунный день), а после введения в строй надежных укрытий и оранжерей их длительность возрастет </w:t>
+        <w:t xml:space="preserve"> (один лунный день), а после введения в строй надежных укрытий и оранжерей их длител</w:t>
+      </w:r>
+      <w:r>
+        <w:rPr>
+          <w:rFonts w:ascii="Times New Roman" w:eastAsia="Times New Roman" w:hAnsi="Times New Roman" w:cs="Times New Roman"/>
+        </w:rPr>
+        <w:t xml:space="preserve">ьность возрастет </w:t>
       </w:r>
       <w:r>
         <w:rPr>
@@ -628,7 +631,18 @@
           <w:sz w:val="20"/>
           <w:szCs w:val="20"/>
         </w:rPr>
-        <w:t>Зачем они нужны?</w:t>
+        <w:t xml:space="preserve">Зачем они </w:t>
+      </w:r>
+      <w:r>
+        <w:rPr>
+          <w:rFonts w:ascii="Times New Roman" w:eastAsia="Times New Roman" w:hAnsi="Times New Roman" w:cs="Times New Roman"/>
+          <w:b/>
+          <w:bCs/>
+          <w:color w:val="000000"/>
+          <w:sz w:val="20"/>
+          <w:szCs w:val="20"/>
+        </w:rPr>
+        <w:t>нужны?</w:t>
       </w:r>
     </w:p>
     <w:p>
@@ -642,21 +656,7 @@
         <w:rPr>
           <w:rFonts w:ascii="Times New Roman" w:eastAsia="Times New Roman" w:hAnsi="Times New Roman" w:cs="Times New Roman"/>
         </w:rPr>
-        <w:t xml:space="preserve">По мере удлинения миссий доставка всех припасов с Земли становится нерентабельной, поэтому базы должны переходить на </w:t>
-      </w:r>
-      <w:proofErr w:type="spellStart"/>
-      <w:r>
-        <w:rPr>
-          <w:rFonts w:ascii="Times New Roman" w:eastAsia="Times New Roman" w:hAnsi="Times New Roman" w:cs="Times New Roman"/>
-        </w:rPr>
-        <w:t>биорегенеративные</w:t>
-      </w:r>
-      <w:proofErr w:type="spellEnd"/>
-      <w:r>
-        <w:rPr>
-          <w:rFonts w:ascii="Times New Roman" w:eastAsia="Times New Roman" w:hAnsi="Times New Roman" w:cs="Times New Roman"/>
-        </w:rPr>
-        <w:t xml:space="preserve"> системы жизнеобеспечения (BLSS).</w:t>
+        <w:t>По мере удлинения миссий доставка всех припасов с Земли становится нерентабельной, поэтому базы должны переходить на биорегенеративные системы жизнеобеспечения (BLSS).</w:t>
       </w:r>
     </w:p>
     <w:p>
@@ -679,7 +679,13 @@
         <w:rPr>
           <w:rFonts w:ascii="Times New Roman" w:eastAsia="Times New Roman" w:hAnsi="Times New Roman" w:cs="Times New Roman"/>
         </w:rPr>
-        <w:t xml:space="preserve"> Фермы должны обеспечивать от 50% до 100% суточных калорий. Более того, длительная космическая радиация разрушает витамины в консервах, поэтому для защиты здоровья космонавтам жизненно необходима свежая пища, богатая антиоксидантами и витаминами.</w:t>
+        <w:t xml:space="preserve"> Фермы должны обеспечивать от 50% до 100% суточных калорий. Более того, д</w:t>
+      </w:r>
+      <w:r>
+        <w:rPr>
+          <w:rFonts w:ascii="Times New Roman" w:eastAsia="Times New Roman" w:hAnsi="Times New Roman" w:cs="Times New Roman"/>
+        </w:rPr>
+        <w:t>лительная космическая радиация разрушает витамины в консервах, поэтому для защиты здоровья космонавтам жизненно необходима свежая пища, богатая антиоксидантами и витаминами.</w:t>
       </w:r>
     </w:p>
     <w:p>
@@ -724,7 +730,13 @@
         <w:rPr>
           <w:rFonts w:ascii="Times New Roman" w:eastAsia="Times New Roman" w:hAnsi="Times New Roman" w:cs="Times New Roman"/>
         </w:rPr>
-        <w:t xml:space="preserve"> Уход за растениями и наличие зеленого, яркого окружения серьезно снижают психологический стресс экипажа в условиях экстремальной изоляции.</w:t>
+        <w:t xml:space="preserve"> Уход за растениями и </w:t>
+      </w:r>
+      <w:r>
+        <w:rPr>
+          <w:rFonts w:ascii="Times New Roman" w:eastAsia="Times New Roman" w:hAnsi="Times New Roman" w:cs="Times New Roman"/>
+        </w:rPr>
+        <w:t>наличие зеленого, яркого окружения серьезно снижают психологический стресс экипажа в условиях экстремальной изоляции.</w:t>
       </w:r>
     </w:p>
     <w:p>
@@ -778,63 +790,27 @@
         </w:numPr>
         <w:spacing w:before="240"/>
       </w:pPr>
-      <w:proofErr w:type="spellStart"/>
-      <w:r>
-        <w:rPr>
-          <w:rFonts w:ascii="Times New Roman" w:eastAsia="Times New Roman" w:hAnsi="Times New Roman" w:cs="Times New Roman"/>
-          <w:b/>
-          <w:bCs/>
-        </w:rPr>
-        <w:t>Greenhouse</w:t>
-      </w:r>
-      <w:proofErr w:type="spellEnd"/>
-      <w:r>
-        <w:rPr>
-          <w:rFonts w:ascii="Times New Roman" w:eastAsia="Times New Roman" w:hAnsi="Times New Roman" w:cs="Times New Roman"/>
-          <w:b/>
-          <w:bCs/>
-        </w:rPr>
-        <w:t xml:space="preserve"> </w:t>
-      </w:r>
-      <w:proofErr w:type="spellStart"/>
-      <w:r>
-        <w:rPr>
-          <w:rFonts w:ascii="Times New Roman" w:eastAsia="Times New Roman" w:hAnsi="Times New Roman" w:cs="Times New Roman"/>
-          <w:b/>
-          <w:bCs/>
-        </w:rPr>
-        <w:t>Module</w:t>
-      </w:r>
-      <w:proofErr w:type="spellEnd"/>
-      <w:r>
-        <w:rPr>
-          <w:rFonts w:ascii="Times New Roman" w:eastAsia="Times New Roman" w:hAnsi="Times New Roman" w:cs="Times New Roman"/>
-          <w:b/>
-          <w:bCs/>
-        </w:rPr>
-        <w:t xml:space="preserve"> (GHM, проект ESA)</w:t>
-      </w:r>
-      <w:proofErr w:type="gramStart"/>
-      <w:r>
-        <w:rPr>
-          <w:rFonts w:ascii="Times New Roman" w:eastAsia="Times New Roman" w:hAnsi="Times New Roman" w:cs="Times New Roman"/>
-          <w:b/>
-          <w:bCs/>
-        </w:rPr>
-        <w:t>:</w:t>
-      </w:r>
-      <w:r>
-        <w:rPr>
-          <w:rFonts w:ascii="Times New Roman" w:eastAsia="Times New Roman" w:hAnsi="Times New Roman" w:cs="Times New Roman"/>
-        </w:rPr>
-        <w:t xml:space="preserve"> Это</w:t>
-      </w:r>
-      <w:proofErr w:type="gramEnd"/>
-      <w:r>
-        <w:rPr>
-          <w:rFonts w:ascii="Times New Roman" w:eastAsia="Times New Roman" w:hAnsi="Times New Roman" w:cs="Times New Roman"/>
-        </w:rPr>
-        <w:t xml:space="preserve"> крупная гибридная теплица, состоящая из центрального жесткого ядра (с насосами и климат-контролем) и </w:t>
+      <w:r>
+        <w:rPr>
+          <w:rFonts w:ascii="Times New Roman" w:eastAsia="Times New Roman" w:hAnsi="Times New Roman" w:cs="Times New Roman"/>
+          <w:b/>
+          <w:bCs/>
+        </w:rPr>
+        <w:t>Greenhouse Module (GHM, проект ESA</w:t>
+      </w:r>
+      <w:r>
+        <w:rPr>
+          <w:rFonts w:ascii="Times New Roman" w:eastAsia="Times New Roman" w:hAnsi="Times New Roman" w:cs="Times New Roman"/>
+          <w:b/>
+          <w:bCs/>
+        </w:rPr>
+        <w:t>):</w:t>
+      </w:r>
+      <w:r>
+        <w:rPr>
+          <w:rFonts w:ascii="Times New Roman" w:eastAsia="Times New Roman" w:hAnsi="Times New Roman" w:cs="Times New Roman"/>
+        </w:rPr>
+        <w:t xml:space="preserve"> Это крупная гибридная теплица, состоящая из центрального жесткого ядра (с насосами и климат-контролем) и </w:t>
       </w:r>
       <w:r>
         <w:rPr>
@@ -855,7 +831,13 @@
           <w:rFonts w:ascii="Times New Roman" w:eastAsia="Times New Roman" w:hAnsi="Times New Roman" w:cs="Times New Roman"/>
         </w:rPr>
         <w:lastRenderedPageBreak/>
-        <w:t>5 ярусов), что позволит произвести 4100 кг пшеницы, сои, картофеля и салатов за 655 суток.</w:t>
+        <w:t>5 ярусов), что позволит произвести 4100 кг пшеницы, сои, карт</w:t>
+      </w:r>
+      <w:r>
+        <w:rPr>
+          <w:rFonts w:ascii="Times New Roman" w:eastAsia="Times New Roman" w:hAnsi="Times New Roman" w:cs="Times New Roman"/>
+        </w:rPr>
+        <w:t>офеля и салатов за 655 суток.</w:t>
       </w:r>
     </w:p>
     <w:p>
@@ -871,49 +853,19 @@
           <w:b/>
           <w:bCs/>
         </w:rPr>
-        <w:t>Mars-</w:t>
-      </w:r>
-      <w:proofErr w:type="spellStart"/>
-      <w:r>
-        <w:rPr>
-          <w:rFonts w:ascii="Times New Roman" w:eastAsia="Times New Roman" w:hAnsi="Times New Roman" w:cs="Times New Roman"/>
-          <w:b/>
-          <w:bCs/>
-        </w:rPr>
-        <w:t>Lunar</w:t>
-      </w:r>
-      <w:proofErr w:type="spellEnd"/>
-      <w:r>
-        <w:rPr>
-          <w:rFonts w:ascii="Times New Roman" w:eastAsia="Times New Roman" w:hAnsi="Times New Roman" w:cs="Times New Roman"/>
-          <w:b/>
-          <w:bCs/>
-        </w:rPr>
-        <w:t xml:space="preserve"> </w:t>
-      </w:r>
-      <w:proofErr w:type="spellStart"/>
-      <w:r>
-        <w:rPr>
-          <w:rFonts w:ascii="Times New Roman" w:eastAsia="Times New Roman" w:hAnsi="Times New Roman" w:cs="Times New Roman"/>
-          <w:b/>
-          <w:bCs/>
-        </w:rPr>
-        <w:t>Greenhouse</w:t>
-      </w:r>
-      <w:proofErr w:type="spellEnd"/>
-      <w:r>
-        <w:rPr>
-          <w:rFonts w:ascii="Times New Roman" w:eastAsia="Times New Roman" w:hAnsi="Times New Roman" w:cs="Times New Roman"/>
-          <w:b/>
-          <w:bCs/>
-        </w:rPr>
-        <w:t xml:space="preserve"> (Университет Аризоны):</w:t>
-      </w:r>
-      <w:r>
-        <w:rPr>
-          <w:rFonts w:ascii="Times New Roman" w:eastAsia="Times New Roman" w:hAnsi="Times New Roman" w:cs="Times New Roman"/>
-        </w:rPr>
-        <w:t xml:space="preserve"> Надувные цилиндрические теплицы длиной 5,5 метра, где разные растения (помидоры, клубника, салат) растут вместе по технологии "кабельной культуры" с использованием светодиодов, охлаждаемых водой.</w:t>
+        <w:t>Mars-Lunar Greenhouse (Университет Аризоны):</w:t>
+      </w:r>
+      <w:r>
+        <w:rPr>
+          <w:rFonts w:ascii="Times New Roman" w:eastAsia="Times New Roman" w:hAnsi="Times New Roman" w:cs="Times New Roman"/>
+        </w:rPr>
+        <w:t xml:space="preserve"> Надувные цилиндрические теплицы длиной 5,5 метра, где разные растения (помидоры, клубника, салат) растут вместе по технологии "кабельной культуры" с использованием светодиодов, охла</w:t>
+      </w:r>
+      <w:r>
+        <w:rPr>
+          <w:rFonts w:ascii="Times New Roman" w:eastAsia="Times New Roman" w:hAnsi="Times New Roman" w:cs="Times New Roman"/>
+        </w:rPr>
+        <w:t>ждаемых водой.</w:t>
       </w:r>
     </w:p>
     <w:p>
@@ -929,31 +881,19 @@
           <w:b/>
           <w:bCs/>
         </w:rPr>
-        <w:t>«</w:t>
-      </w:r>
-      <w:proofErr w:type="spellStart"/>
-      <w:r>
-        <w:rPr>
-          <w:rFonts w:ascii="Times New Roman" w:eastAsia="Times New Roman" w:hAnsi="Times New Roman" w:cs="Times New Roman"/>
-          <w:b/>
-          <w:bCs/>
-        </w:rPr>
-        <w:t>Витацикл</w:t>
-      </w:r>
-      <w:proofErr w:type="spellEnd"/>
-      <w:r>
-        <w:rPr>
-          <w:rFonts w:ascii="Times New Roman" w:eastAsia="Times New Roman" w:hAnsi="Times New Roman" w:cs="Times New Roman"/>
-          <w:b/>
-          <w:bCs/>
-        </w:rPr>
-        <w:t>-Т» (Россия):</w:t>
-      </w:r>
-      <w:r>
-        <w:rPr>
-          <w:rFonts w:ascii="Times New Roman" w:eastAsia="Times New Roman" w:hAnsi="Times New Roman" w:cs="Times New Roman"/>
-        </w:rPr>
-        <w:t xml:space="preserve"> Инновационная малогабаритная оранжерея для выращивания салатов, редиса и зелени. Она представляет собой вращающийся цилиндрический барабан, где растения растут корнями наружу, а листьями внутрь, к источнику света. Для освещения применяются </w:t>
+        <w:t>«Витацикл-Т» (Россия):</w:t>
+      </w:r>
+      <w:r>
+        <w:rPr>
+          <w:rFonts w:ascii="Times New Roman" w:eastAsia="Times New Roman" w:hAnsi="Times New Roman" w:cs="Times New Roman"/>
+        </w:rPr>
+        <w:t xml:space="preserve"> Инновационная малогабаритная оранжерея для выращивания салатов, редиса и зелени. Она представляет собой вращающийся цилиндрический барабан, где растения растут корнями наружу, а листьями внутрь, к источнику света. Для </w:t>
+      </w:r>
+      <w:r>
+        <w:rPr>
+          <w:rFonts w:ascii="Times New Roman" w:eastAsia="Times New Roman" w:hAnsi="Times New Roman" w:cs="Times New Roman"/>
+        </w:rPr>
+        <w:t xml:space="preserve">освещения применяются </w:t>
       </w:r>
       <w:r>
         <w:rPr>
@@ -967,7 +907,13 @@
         <w:rPr>
           <w:rFonts w:ascii="Times New Roman" w:eastAsia="Times New Roman" w:hAnsi="Times New Roman" w:cs="Times New Roman"/>
         </w:rPr>
-        <w:t xml:space="preserve"> (красный, синий, зеленый, УФ), работающие в режиме стробоскопа (например, 1 секунда света, 3 секунды темноты), что позволяет растениям усваивать кванты света при радикальном снижении затрат электроэнергии.</w:t>
+        <w:t xml:space="preserve"> (красный, синий, зеленый, УФ), работающие в режиме стробоскопа (например, 1 секунда света, 3 секунды темноты), что позволяет растениям усваивать кванты света при радикальном снижении затрат эл</w:t>
+      </w:r>
+      <w:r>
+        <w:rPr>
+          <w:rFonts w:ascii="Times New Roman" w:eastAsia="Times New Roman" w:hAnsi="Times New Roman" w:cs="Times New Roman"/>
+        </w:rPr>
+        <w:t>ектроэнергии.</w:t>
       </w:r>
     </w:p>
     <w:p>
@@ -1014,7 +960,18 @@
           <w:sz w:val="20"/>
           <w:szCs w:val="20"/>
         </w:rPr>
-        <w:t>Упоминаются ли методы аэропоники?</w:t>
+        <w:t>Упоминаются ли мето</w:t>
+      </w:r>
+      <w:r>
+        <w:rPr>
+          <w:rFonts w:ascii="Times New Roman" w:eastAsia="Times New Roman" w:hAnsi="Times New Roman" w:cs="Times New Roman"/>
+          <w:b/>
+          <w:bCs/>
+          <w:color w:val="000000"/>
+          <w:sz w:val="20"/>
+          <w:szCs w:val="20"/>
+        </w:rPr>
+        <w:t>ды аэропоники?</w:t>
       </w:r>
     </w:p>
     <w:p>
@@ -1038,41 +995,13 @@
         </w:rPr>
         <w:t xml:space="preserve"> В европейском проекте оранжереи </w:t>
       </w:r>
-      <w:proofErr w:type="spellStart"/>
       <w:r>
         <w:rPr>
           <w:rFonts w:ascii="Times New Roman" w:eastAsia="Times New Roman" w:hAnsi="Times New Roman" w:cs="Times New Roman"/>
           <w:i/>
           <w:iCs/>
         </w:rPr>
-        <w:t>Greenhouse</w:t>
-      </w:r>
-      <w:proofErr w:type="spellEnd"/>
-      <w:r>
-        <w:rPr>
-          <w:rFonts w:ascii="Times New Roman" w:eastAsia="Times New Roman" w:hAnsi="Times New Roman" w:cs="Times New Roman"/>
-          <w:i/>
-          <w:iCs/>
-        </w:rPr>
-        <w:t xml:space="preserve"> </w:t>
-      </w:r>
-      <w:proofErr w:type="spellStart"/>
-      <w:r>
-        <w:rPr>
-          <w:rFonts w:ascii="Times New Roman" w:eastAsia="Times New Roman" w:hAnsi="Times New Roman" w:cs="Times New Roman"/>
-          <w:i/>
-          <w:iCs/>
-        </w:rPr>
-        <w:t>Module</w:t>
-      </w:r>
-      <w:proofErr w:type="spellEnd"/>
-      <w:r>
-        <w:rPr>
-          <w:rFonts w:ascii="Times New Roman" w:eastAsia="Times New Roman" w:hAnsi="Times New Roman" w:cs="Times New Roman"/>
-          <w:i/>
-          <w:iCs/>
-        </w:rPr>
-        <w:t xml:space="preserve"> (GHM)</w:t>
+        <w:t>Greenhouse Module (GHM)</w:t>
       </w:r>
       <w:r>
         <w:rPr>
@@ -1086,31 +1015,25 @@
           <w:b/>
           <w:bCs/>
         </w:rPr>
-        <w:t xml:space="preserve">сочетает </w:t>
-      </w:r>
-      <w:proofErr w:type="spellStart"/>
-      <w:r>
-        <w:rPr>
-          <w:rFonts w:ascii="Times New Roman" w:eastAsia="Times New Roman" w:hAnsi="Times New Roman" w:cs="Times New Roman"/>
-          <w:b/>
-          <w:bCs/>
-        </w:rPr>
-        <w:t>аэропонные</w:t>
-      </w:r>
-      <w:proofErr w:type="spellEnd"/>
-      <w:r>
-        <w:rPr>
-          <w:rFonts w:ascii="Times New Roman" w:eastAsia="Times New Roman" w:hAnsi="Times New Roman" w:cs="Times New Roman"/>
-          <w:b/>
-          <w:bCs/>
-        </w:rPr>
-        <w:t xml:space="preserve"> форсунки-распылители</w:t>
-      </w:r>
-      <w:r>
-        <w:rPr>
-          <w:rFonts w:ascii="Times New Roman" w:eastAsia="Times New Roman" w:hAnsi="Times New Roman" w:cs="Times New Roman"/>
-        </w:rPr>
-        <w:t xml:space="preserve"> (с шагом в 20 см) и метод питательного слоя (NFT). Кроме того, при исследованиях поведения жидкостей в космосе подчеркивается, что пониженная гравитация принципиально меняет динамику движения воды. Земная гравитация естественным образом направляет потоки воды и формирует зону корней, тогда как на Луне (1/6 G) эти изменения критически влияют на смачивание почвы, а также на эффективность работы </w:t>
+        <w:t>сочетает аэропонные форсунки-распылители</w:t>
+      </w:r>
+      <w:r>
+        <w:rPr>
+          <w:rFonts w:ascii="Times New Roman" w:eastAsia="Times New Roman" w:hAnsi="Times New Roman" w:cs="Times New Roman"/>
+        </w:rPr>
+        <w:t xml:space="preserve"> (с шагом в 20 см</w:t>
+      </w:r>
+      <w:r>
+        <w:rPr>
+          <w:rFonts w:ascii="Times New Roman" w:eastAsia="Times New Roman" w:hAnsi="Times New Roman" w:cs="Times New Roman"/>
+        </w:rPr>
+        <w:t xml:space="preserve">) и метод питательного слоя (NFT). Кроме того, при исследованиях поведения жидкостей в космосе подчеркивается, что пониженная гравитация принципиально меняет динамику движения воды. Земная гравитация естественным образом направляет потоки воды и формирует </w:t>
+      </w:r>
+      <w:r>
+        <w:rPr>
+          <w:rFonts w:ascii="Times New Roman" w:eastAsia="Times New Roman" w:hAnsi="Times New Roman" w:cs="Times New Roman"/>
+        </w:rPr>
+        <w:t xml:space="preserve">зону корней, тогда как на Луне (1/6 G) эти изменения критически влияют на смачивание почвы, а также на эффективность работы </w:t>
       </w:r>
       <w:r>
         <w:rPr>
@@ -1139,7 +1062,7 @@
 </file>
 
 <file path=word/numbering.xml><?xml version="1.0" encoding="utf-8"?>
-<w:numbering xmlns:wpc="http://schemas.microsoft.com/office/word/2010/wordprocessingCanvas" xmlns:cx="http://schemas.microsoft.com/office/drawing/2014/chartex" xmlns:cx1="http://schemas.microsoft.com/office/drawing/2015/9/8/chartex" xmlns:cx2="http://schemas.microsoft.com/office/drawing/2015/10/21/chartex" xmlns:cx3="http://schemas.microsoft.com/office/drawing/2016/5/9/chartex" xmlns:cx4="http://schemas.microsoft.com/office/drawing/2016/5/10/chartex" xmlns:cx5="http://schemas.microsoft.com/office/drawing/2016/5/11/chartex" xmlns:cx6="http://schemas.microsoft.com/office/drawing/2016/5/12/chartex" xmlns:cx7="http://schemas.microsoft.com/office/drawing/2016/5/13/chartex" xmlns:cx8="http://schemas.microsoft.com/office/drawing/2016/5/14/chartex" xmlns:mc="http://schemas.openxmlformats.org/markup-compatibility/2006" xmlns:aink="http://schemas.microsoft.com/office/drawing/2016/ink" xmlns:am3d="http://schemas.microsoft.com/office/drawing/2017/model3d" xmlns:o="urn:schemas-microsoft-com:office:office" xmlns:oel="http://schemas.microsoft.com/office/2019/extlst" xmlns:r="http://schemas.openxmlformats.org/officeDocument/2006/relationships" xmlns:m="http://schemas.openxmlformats.org/officeDocument/2006/math" xmlns:v="urn:schemas-microsoft-com:vml" xmlns:wp14="http://schemas.microsoft.com/office/word/2010/wordprocessingDrawing" xmlns:wp="http://schemas.openxmlformats.org/drawingml/2006/wordprocessingDrawing" xmlns:w10="urn:schemas-microsoft-com:office:word" xmlns:w="http://schemas.openxmlformats.org/wordprocessingml/2006/main" xmlns:w14="http://schemas.microsoft.com/office/word/2010/wordml" xmlns:w15="http://schemas.microsoft.com/office/word/2012/wordml" xmlns:w16cex="http://schemas.microsoft.com/office/word/2018/wordml/cex" xmlns:w16cid="http://schemas.microsoft.com/office/word/2016/wordml/cid" xmlns:w16="http://schemas.microsoft.com/office/word/2018/wordml" xmlns:w16du="http://schemas.microsoft.com/office/word/2023/wordml/word16du" xmlns:w16sdtdh="http://schemas.microsoft.com/office/word/2020/wordml/sdtdatahash" xmlns:w16sdtfl="http://schemas.microsoft.com/office/word/2024/wordml/sdtformatlock" xmlns:w16se="http://schemas.microsoft.com/office/word/2015/wordml/symex" xmlns:wpg="http://schemas.microsoft.com/office/word/2010/wordprocessingGroup" xmlns:wpi="http://schemas.microsoft.com/office/word/2010/wordprocessingInk" xmlns:wne="http://schemas.microsoft.com/office/word/2006/wordml" xmlns:wps="http://schemas.microsoft.com/office/word/2010/wordprocessingShape" mc:Ignorable="w14 w15 w16se w16cid w16 w16cex w16sdtdh w16sdtfl w16du wp14">
+<w:numbering xmlns:wpc="http://schemas.microsoft.com/office/word/2010/wordprocessingCanvas" xmlns:cx="http://schemas.microsoft.com/office/drawing/2014/chartex" xmlns:cx1="http://schemas.microsoft.com/office/drawing/2015/9/8/chartex" xmlns:cx2="http://schemas.microsoft.com/office/drawing/2015/10/21/chartex" xmlns:cx3="http://schemas.microsoft.com/office/drawing/2016/5/9/chartex" xmlns:cx4="http://schemas.microsoft.com/office/drawing/2016/5/10/chartex" xmlns:cx5="http://schemas.microsoft.com/office/drawing/2016/5/11/chartex" xmlns:cx6="http://schemas.microsoft.com/office/drawing/2016/5/12/chartex" xmlns:cx7="http://schemas.microsoft.com/office/drawing/2016/5/13/chartex" xmlns:cx8="http://schemas.microsoft.com/office/drawing/2016/5/14/chartex" xmlns:mc="http://schemas.openxmlformats.org/markup-compatibility/2006" xmlns:aink="http://schemas.microsoft.com/office/drawing/2016/ink" xmlns:am3d="http://schemas.microsoft.com/office/drawing/2017/model3d" xmlns:o="urn:schemas-microsoft-com:office:office" xmlns:r="http://schemas.openxmlformats.org/officeDocument/2006/relationships" xmlns:m="http://schemas.openxmlformats.org/officeDocument/2006/math" xmlns:v="urn:schemas-microsoft-com:vml" xmlns:wp14="http://schemas.microsoft.com/office/word/2010/wordprocessingDrawing" xmlns:wp="http://schemas.openxmlformats.org/drawingml/2006/wordprocessingDrawing" xmlns:w10="urn:schemas-microsoft-com:office:word" xmlns:w="http://schemas.openxmlformats.org/wordprocessingml/2006/main" xmlns:w14="http://schemas.microsoft.com/office/word/2010/wordml" xmlns:w15="http://schemas.microsoft.com/office/word/2012/wordml" xmlns:w16cex="http://schemas.microsoft.com/office/word/2018/wordml/cex" xmlns:w16cid="http://schemas.microsoft.com/office/word/2016/wordml/cid" xmlns:w16="http://schemas.microsoft.com/office/word/2018/wordml" xmlns:w16sdtdh="http://schemas.microsoft.com/office/word/2020/wordml/sdtdatahash" xmlns:w16se="http://schemas.microsoft.com/office/word/2015/wordml/symex" xmlns:wpg="http://schemas.microsoft.com/office/word/2010/wordprocessingGroup" xmlns:wpi="http://schemas.microsoft.com/office/word/2010/wordprocessingInk" xmlns:wne="http://schemas.microsoft.com/office/word/2006/wordml" xmlns:wps="http://schemas.microsoft.com/office/word/2010/wordprocessingShape" mc:Ignorable="w14 w15 w16se w16cid w16 w16cex w16sdtdh wp14">
   <w:abstractNum w:abstractNumId="0" w15:restartNumberingAfterBreak="0">
     <w:nsid w:val="0CD747AD"/>
     <w:multiLevelType w:val="multilevel"/>
@@ -1705,26 +1628,26 @@
       </w:rPr>
     </w:lvl>
   </w:abstractNum>
-  <w:num w:numId="1" w16cid:durableId="195775654">
+  <w:num w:numId="1">
     <w:abstractNumId w:val="0"/>
   </w:num>
-  <w:num w:numId="2" w16cid:durableId="1098019777">
+  <w:num w:numId="2">
     <w:abstractNumId w:val="1"/>
   </w:num>
-  <w:num w:numId="3" w16cid:durableId="585307844">
+  <w:num w:numId="3">
     <w:abstractNumId w:val="3"/>
   </w:num>
-  <w:num w:numId="4" w16cid:durableId="1859611516">
+  <w:num w:numId="4">
     <w:abstractNumId w:val="4"/>
   </w:num>
-  <w:num w:numId="5" w16cid:durableId="1030641048">
+  <w:num w:numId="5">
     <w:abstractNumId w:val="2"/>
   </w:num>
 </w:numbering>
 </file>
 
 <file path=word/styles.xml><?xml version="1.0" encoding="utf-8"?>
-<w:styles xmlns:mc="http://schemas.openxmlformats.org/markup-compatibility/2006" xmlns:r="http://schemas.openxmlformats.org/officeDocument/2006/relationships" xmlns:w="http://schemas.openxmlformats.org/wordprocessingml/2006/main" xmlns:w14="http://schemas.microsoft.com/office/word/2010/wordml" xmlns:w15="http://schemas.microsoft.com/office/word/2012/wordml" xmlns:w16cex="http://schemas.microsoft.com/office/word/2018/wordml/cex" xmlns:w16cid="http://schemas.microsoft.com/office/word/2016/wordml/cid" xmlns:w16="http://schemas.microsoft.com/office/word/2018/wordml" xmlns:w16du="http://schemas.microsoft.com/office/word/2023/wordml/word16du" xmlns:w16sdtdh="http://schemas.microsoft.com/office/word/2020/wordml/sdtdatahash" xmlns:w16sdtfl="http://schemas.microsoft.com/office/word/2024/wordml/sdtformatlock" xmlns:w16se="http://schemas.microsoft.com/office/word/2015/wordml/symex" mc:Ignorable="w14 w15 w16se w16cid w16 w16cex w16sdtdh w16sdtfl w16du">
+<w:styles xmlns:mc="http://schemas.openxmlformats.org/markup-compatibility/2006" xmlns:r="http://schemas.openxmlformats.org/officeDocument/2006/relationships" xmlns:w="http://schemas.openxmlformats.org/wordprocessingml/2006/main" xmlns:w14="http://schemas.microsoft.com/office/word/2010/wordml" xmlns:w15="http://schemas.microsoft.com/office/word/2012/wordml" xmlns:w16cex="http://schemas.microsoft.com/office/word/2018/wordml/cex" xmlns:w16cid="http://schemas.microsoft.com/office/word/2016/wordml/cid" xmlns:w16="http://schemas.microsoft.com/office/word/2018/wordml" xmlns:w16sdtdh="http://schemas.microsoft.com/office/word/2020/wordml/sdtdatahash" xmlns:w16se="http://schemas.microsoft.com/office/word/2015/wordml/symex" mc:Ignorable="w14 w15 w16se w16cid w16 w16cex w16sdtdh">
   <w:docDefaults>
     <w:rPrDefault>
       <w:rPr>
